--- a/sources/veille/imac/2026-08-30_veille_imac.docx
+++ b/sources/veille/imac/2026-08-30_veille_imac.docx
@@ -229,6 +229,120 @@
           <w:szCs w:val="28"/>
         </w:rPr>
         <w:t xml:space="preserve">💻 iMac M4 — Prix par configuration (France)</w:t>
+      </w:r>
+    </w:p>
+    <w:p>
+      <w:pPr>
+        <w:spacing w:after="120" w:before="280"/>
+      </w:pPr>
+      <w:r>
+        <w:rPr>
+          <w:rFonts w:ascii="Calibri" w:cs="Calibri" w:eastAsia="Calibri" w:hAnsi="Calibri"/>
+          <w:b/>
+          <w:bCs/>
+          <w:color w:val="1B3A6B"/>
+          <w:sz w:val="26"/>
+          <w:szCs w:val="26"/>
+        </w:rPr>
+        <w:t xml:space="preserve">💶 Prix relevés le 30/08/2026 — source consomac.fr</w:t>
+      </w:r>
+    </w:p>
+    <w:p>
+      <w:pPr>
+        <w:spacing w:after="80" w:before="80"/>
+      </w:pPr>
+      <w:r>
+        <w:rPr>
+          <w:rFonts w:ascii="Calibri" w:cs="Calibri" w:eastAsia="Calibri" w:hAnsi="Calibri"/>
+          <w:color w:val="1F2937"/>
+          <w:sz w:val="20"/>
+          <w:szCs w:val="20"/>
+        </w:rPr>
+        <w:t xml:space="preserve">Correction du 30/08/2026 : le tableau ci-dessous était vide (« non lu (JS) ») faute d'avoir consulté consomac.fr, la source qui avait fourni l'intégralité des prix la semaine précédente. Elle répond en 200 et publie des relevés datés du jour. Les prix Apple Store ne sont toujours pas lisibles en direct — c'est le contournement, pas la source primaire.</w:t>
+      </w:r>
+    </w:p>
+    <w:p>
+      <w:pPr>
+        <w:spacing w:after="80" w:before="80"/>
+      </w:pPr>
+      <w:r>
+        <w:rPr>
+          <w:rFonts w:ascii="Calibri" w:cs="Calibri" w:eastAsia="Calibri" w:hAnsi="Calibri"/>
+          <w:color w:val="1F2937"/>
+          <w:sz w:val="20"/>
+          <w:szCs w:val="20"/>
+        </w:rPr>
+        <w:t xml:space="preserve">• 8c/8c · 16 Go · 256 Go — 1 799 €, MAIS 1 499 € en coloris Bleu (promotion).</w:t>
+      </w:r>
+    </w:p>
+    <w:p>
+      <w:pPr>
+        <w:spacing w:after="80" w:before="80"/>
+      </w:pPr>
+      <w:r>
+        <w:rPr>
+          <w:rFonts w:ascii="Calibri" w:cs="Calibri" w:eastAsia="Calibri" w:hAnsi="Calibri"/>
+          <w:color w:val="1F2937"/>
+          <w:sz w:val="20"/>
+          <w:szCs w:val="20"/>
+        </w:rPr>
+        <w:t xml:space="preserve">• 10c/10c · 16 Go · 256 Go — 1 999 €, tous coloris.</w:t>
+      </w:r>
+    </w:p>
+    <w:p>
+      <w:pPr>
+        <w:spacing w:after="80" w:before="80"/>
+      </w:pPr>
+      <w:r>
+        <w:rPr>
+          <w:rFonts w:ascii="Calibri" w:cs="Calibri" w:eastAsia="Calibri" w:hAnsi="Calibri"/>
+          <w:color w:val="1F2937"/>
+          <w:sz w:val="20"/>
+          <w:szCs w:val="20"/>
+        </w:rPr>
+        <w:t xml:space="preserve">• 10c/10c · 16 Go · 512 Go — 2 219 €, MAIS 1 999 € en Vert (promotion).</w:t>
+      </w:r>
+    </w:p>
+    <w:p>
+      <w:pPr>
+        <w:spacing w:after="80" w:before="80"/>
+      </w:pPr>
+      <w:r>
+        <w:rPr>
+          <w:rFonts w:ascii="Calibri" w:cs="Calibri" w:eastAsia="Calibri" w:hAnsi="Calibri"/>
+          <w:color w:val="1F2937"/>
+          <w:sz w:val="20"/>
+          <w:szCs w:val="20"/>
+        </w:rPr>
+        <w:t xml:space="preserve">• 10c/10c · 24 Go · 512 Go — 2 439 €, MAIS 2 199 € en Vert et 2 349 € en Argent.</w:t>
+      </w:r>
+    </w:p>
+    <w:p>
+      <w:pPr>
+        <w:spacing w:after="80" w:before="80"/>
+      </w:pPr>
+      <w:r>
+        <w:rPr>
+          <w:rFonts w:ascii="Calibri" w:cs="Calibri" w:eastAsia="Calibri" w:hAnsi="Calibri"/>
+          <w:color w:val="1F2937"/>
+          <w:sz w:val="20"/>
+          <w:szCs w:val="20"/>
+        </w:rPr>
+        <w:t xml:space="preserve">• 10c/10c · 32 Go — absent du comparateur : configuration CTO, vendue par Apple seulement. C'est la confirmation, pour la troisième fois depuis le 09/08, que suivre cette configuration produit une ligne vide.</w:t>
+      </w:r>
+    </w:p>
+    <w:p>
+      <w:pPr>
+        <w:spacing w:after="80" w:before="80"/>
+      </w:pPr>
+      <w:r>
+        <w:rPr>
+          <w:rFonts w:ascii="Calibri" w:cs="Calibri" w:eastAsia="Calibri" w:hAnsi="Calibri"/>
+          <w:color w:val="1F2937"/>
+          <w:sz w:val="20"/>
+          <w:szCs w:val="20"/>
+        </w:rPr>
+        <w:t xml:space="preserve">📌 L'information de la semaine côté prix : le tarif de 1 499 € est REVENU sur l'entrée de gamme, en coloris Bleu. C'est le niveau relevé le 09/08 puis perdu le 23/08, et il ramène l'écart avec l'Apple Store à −300 €, soit −17 %. À rapprocher de l'échéance du M6 : la remise porte sur le modèle sortant.</w:t>
       </w:r>
     </w:p>
     <w:p>
@@ -548,8 +662,8 @@
                 <w:sz w:val="20"/>
                 <w:szCs w:val="20"/>
               </w:rPr>
-              <w:t xml:space="preserve">~1 629 € Boulanger
-(mention partielle, à confirmer)</w:t>
+              <w:t xml:space="preserve">2 199 € (Vert) à 2 439 €
+consomac.fr, relevé du 30/08</w:t>
             </w:r>
           </w:p>
         </w:tc>
@@ -1171,8 +1285,8 @@
                 <w:sz w:val="20"/>
                 <w:szCs w:val="20"/>
               </w:rPr>
-              <w:t xml:space="preserve">24" Retina 4,5K (2 300 nits)
-Luminosité exceptionnelle</w:t>
+              <w:t xml:space="preserve">24" Retina 4,5K, 4480×2520
+500 nits (spécifications Apple)</w:t>
             </w:r>
           </w:p>
         </w:tc>
@@ -2638,6 +2752,134 @@
           <w:szCs w:val="22"/>
         </w:rPr>
         <w:t xml:space="preserve">Veille générée le 30/08/2026 · Job imac-veille · Claude Code</w:t>
+      </w:r>
+    </w:p>
+    <w:p>
+      <w:pPr>
+        <w:spacing w:after="120" w:before="280"/>
+      </w:pPr>
+      <w:r>
+        <w:rPr>
+          <w:rFonts w:ascii="Calibri" w:cs="Calibri" w:eastAsia="Calibri" w:hAnsi="Calibri"/>
+          <w:b/>
+          <w:bCs/>
+          <w:color w:val="1B3A6B"/>
+          <w:sz w:val="26"/>
+          <w:szCs w:val="26"/>
+        </w:rPr>
+        <w:t xml:space="preserve">📝 Journal des corrections</w:t>
+      </w:r>
+    </w:p>
+    <w:p>
+      <w:pPr>
+        <w:spacing w:after="80" w:before="80"/>
+      </w:pPr>
+      <w:r>
+        <w:rPr>
+          <w:rFonts w:ascii="Calibri" w:cs="Calibri" w:eastAsia="Calibri" w:hAnsi="Calibri"/>
+          <w:color w:val="1F2937"/>
+          <w:sz w:val="20"/>
+          <w:szCs w:val="20"/>
+        </w:rPr>
+        <w:t xml:space="preserve">Note produite et relue le 30/08/2026. Les corrections sont fondues dans le texte ci-dessus ; les formulations d'origine sont conservées ici.</w:t>
+      </w:r>
+    </w:p>
+    <w:p>
+      <w:pPr>
+        <w:spacing w:after="80" w:before="80"/>
+      </w:pPr>
+      <w:r>
+        <w:rPr>
+          <w:rFonts w:ascii="Calibri" w:cs="Calibri" w:eastAsia="Calibri" w:hAnsi="Calibri"/>
+          <w:color w:val="1F2937"/>
+          <w:sz w:val="20"/>
+          <w:szCs w:val="20"/>
+        </w:rPr>
+        <w:t xml:space="preserve">1. Luminosité de l'écran — une erreur d'un facteur 4,6.</w:t>
+      </w:r>
+    </w:p>
+    <w:p>
+      <w:pPr>
+        <w:spacing w:after="80" w:before="80"/>
+      </w:pPr>
+      <w:r>
+        <w:rPr>
+          <w:rFonts w:ascii="Calibri" w:cs="Calibri" w:eastAsia="Calibri" w:hAnsi="Calibri"/>
+          <w:color w:val="1F2937"/>
+          <w:sz w:val="20"/>
+          <w:szCs w:val="20"/>
+        </w:rPr>
+        <w:t xml:space="preserve">Version initiale, dans le comparatif Mac / Windows : « 24" Retina 4,5K (2 300 nits) — Luminosité exceptionnelle ». Les spécifications Apple donnent 500 nits pour l'iMac 24 pouces M4 (4480×2520, P3, True Tone). Vérifié le 30/08/2026. L'erreur n'était pas anodine : la luminosité servait à justifier l'écart de prix face aux PC Windows du tableau, dont l'un est un 4K de 27 pouces.</w:t>
+      </w:r>
+    </w:p>
+    <w:p>
+      <w:pPr>
+        <w:spacing w:after="80" w:before="80"/>
+      </w:pPr>
+      <w:r>
+        <w:rPr>
+          <w:rFonts w:ascii="Calibri" w:cs="Calibri" w:eastAsia="Calibri" w:hAnsi="Calibri"/>
+          <w:color w:val="1F2937"/>
+          <w:sz w:val="20"/>
+          <w:szCs w:val="20"/>
+        </w:rPr>
+        <w:t xml:space="preserve">2. Tableau de prix vide — une source de contournement oubliée.</w:t>
+      </w:r>
+    </w:p>
+    <w:p>
+      <w:pPr>
+        <w:spacing w:after="80" w:before="80"/>
+      </w:pPr>
+      <w:r>
+        <w:rPr>
+          <w:rFonts w:ascii="Calibri" w:cs="Calibri" w:eastAsia="Calibri" w:hAnsi="Calibri"/>
+          <w:color w:val="1F2937"/>
+          <w:sz w:val="20"/>
+          <w:szCs w:val="20"/>
+        </w:rPr>
+        <w:t xml:space="preserve">Version initiale : quatre configurations sur cinq en « non lu (JS) », et pour la cinquième « ~1 629 € Boulanger (mention partielle, à confirmer) ». Deux problèmes. D'abord consomac.fr, qui avait fourni tout le tableau de la veille du 23/08 en contournant le rendu JavaScript, n'a pas été consultée cette semaine : elle n'apparaissait ni parmi les sources exploitées, ni parmi les inaccessibles. Testée le 30/08, elle répond en 200 et publie des relevés datés du jour. Ensuite, le prix de 1 629 € était invraisemblable — cette configuration était à 2 199 € en promotion sept jours plus tôt, et 1 629 € l'aurait placée sous le prix d'entrée de gamme annoncé dans la même note. Le relevé réel du 30/08 la donne entre 2 199 € (Vert) et 2 439 €. Une section de prix datés et sourcés a été ajoutée.</w:t>
+      </w:r>
+    </w:p>
+    <w:p>
+      <w:pPr>
+        <w:spacing w:after="80" w:before="80"/>
+      </w:pPr>
+      <w:r>
+        <w:rPr>
+          <w:rFonts w:ascii="Calibri" w:cs="Calibri" w:eastAsia="Calibri" w:hAnsi="Calibri"/>
+          <w:color w:val="1F2937"/>
+          <w:sz w:val="20"/>
+          <w:szCs w:val="20"/>
+        </w:rPr>
+        <w:t xml:space="preserve">3. Périmètre suivi — troisième rappel.</w:t>
+      </w:r>
+    </w:p>
+    <w:p>
+      <w:pPr>
+        <w:spacing w:after="80" w:before="80"/>
+      </w:pPr>
+      <w:r>
+        <w:rPr>
+          <w:rFonts w:ascii="Calibri" w:cs="Calibri" w:eastAsia="Calibri" w:hAnsi="Calibri"/>
+          <w:color w:val="1F2937"/>
+          <w:sz w:val="20"/>
+          <w:szCs w:val="20"/>
+        </w:rPr>
+        <w:t xml:space="preserve">Le tableau suit des configurations 24 Go et 32 Go. Le comparateur consomac ne référence aucune configuration 32 Go : elle n'existe qu'en CTO sur apple.com, comme le dossier de veille le signale depuis le 09/08. Suivre une configuration que personne ne vend produit une ligne vide quelles que soient les sources.</w:t>
+      </w:r>
+    </w:p>
+    <w:p>
+      <w:pPr>
+        <w:spacing w:after="80" w:before="80"/>
+      </w:pPr>
+      <w:r>
+        <w:rPr>
+          <w:rFonts w:ascii="Calibri" w:cs="Calibri" w:eastAsia="Calibri" w:hAnsi="Calibri"/>
+          <w:color w:val="1F2937"/>
+          <w:sz w:val="20"/>
+          <w:szCs w:val="20"/>
+        </w:rPr>
+        <w:t xml:space="preserve">Vérifié lors de la relecture et inchangé : la confirmation de l'iMac M6 en 2 nm avant fin 2026 par Gurman le 23/08, relayée le même jour par MacRumors, 9to5Mac et Notebookcheck ; le maintien de l'écran LCD 24 pouces et le report de l'OLED à 2027-2028 ; la précommande du Mac mini M6 depuis le 25/08 avec livraison au 22 septembre, et le raisonnement qu'elle autorise sur le créneau d'octobre ; l'exclusion de l'iMac du Back to School ; et le fait que les prix Apple Store ne sont pas lisibles en récupération automatique.</w:t>
       </w:r>
     </w:p>
     <w:sectPr>

--- a/sources/veille/imac/2026-08-30_veille_imac.docx
+++ b/sources/veille/imac/2026-08-30_veille_imac.docx
@@ -48,7 +48,7 @@
           <w:sz w:val="24"/>
           <w:szCs w:val="24"/>
         </w:rPr>
-        <w:t xml:space="preserve">🔴 ALERTE HAUTE — iMac M6 confirmé imminent · Lancement Q4 2026 · 4/9 sources exploitées</w:t>
+        <w:t xml:space="preserve">🔴 ALERTE HAUTE — iMac M6 confirmé imminent · Lancement Q4 2026 · 5/11 sources exploitées (corrigé le 12/09/2026 — voir le journal des corrections)</w:t>
       </w:r>
     </w:p>
     <w:p>
@@ -2880,6 +2880,20 @@
           <w:szCs w:val="20"/>
         </w:rPr>
         <w:t xml:space="preserve">Vérifié lors de la relecture et inchangé : la confirmation de l'iMac M6 en 2 nm avant fin 2026 par Gurman le 23/08, relayée le même jour par MacRumors, 9to5Mac et Notebookcheck ; le maintien de l'écran LCD 24 pouces et le report de l'OLED à 2027-2028 ; la précommande du Mac mini M6 depuis le 25/08 avec livraison au 22 septembre, et le raisonnement qu'elle autorise sur le créneau d'octobre ; l'exclusion de l'iMac du Back to School ; et le fait que les prix Apple Store ne sont pas lisibles en récupération automatique.</w:t>
+      </w:r>
+    </w:p>
+    <w:p>
+      <w:pPr>
+        <w:spacing w:after="80"/>
+      </w:pPr>
+      <w:r>
+        <w:rPr>
+          <w:rFonts w:ascii="Calibri" w:cs="Calibri" w:eastAsia="Calibri" w:hAnsi="Calibri"/>
+          <w:color w:val="1F2937"/>
+          <w:sz w:val="22"/>
+          <w:szCs w:val="22"/>
+        </w:rPr>
+        <w:t xml:space="preserve">3. Décompte des sources — corrigé le 12/09/2026. Version initiale : « 4/9 sources exploitées ». La rubrique compte cinq ✅ (MacRumors, 9to5Mac, Notebookcheck, MacGeneration, L'Éclaireur Fnac), quatre ⛔ (Apple × 2, Fnac, Darty) et deux pages consultées sans élément repris (iPhoneSoft, guide MacRumors) : onze tentées, cinq exploitées. Correction portée au cours du contrôle des 85 veilles du dépôt (outils/scripts/controle_decompte.py).</w:t>
       </w:r>
     </w:p>
     <w:sectPr>

--- a/sources/veille/imac/2026-08-30_veille_imac.docx
+++ b/sources/veille/imac/2026-08-30_veille_imac.docx
@@ -2094,7 +2094,7 @@
           <w:sz w:val="22"/>
           <w:szCs w:val="22"/>
         </w:rPr>
-        <w:t xml:space="preserve">Source primaire : Gurman / Bloomberg (23/08/2026) — repris par MacRumors, 9to5Mac, Notebookcheck le même jour.</w:t>
+        <w:t xml:space="preserve">Source primaire : newsletter Power On de Mark Gurman (Bloomberg, 23/08/2026) — non consultée directement, accès payant ; l'information est reprise ici d'après macrumors.com, 9to5mac.com et notebookcheck.net, qui la relaient le même jour et sont liés dans la liste des sources (reformulé le 12/09/2026 — voir le journal des corrections).</w:t>
       </w:r>
     </w:p>
     <w:p>
@@ -2477,13 +2477,20 @@
           <w:sz w:val="22"/>
           <w:szCs w:val="22"/>
         </w:rPr>
-        <w:t xml:space="preserve">⛔ apple.com/fr/shop/buy-mac/imac — prix non lisibles (rendu JavaScript)</w:t>
-      </w:r>
-    </w:p>
-    <w:p>
-      <w:pPr>
-        <w:spacing w:after="60"/>
-      </w:pPr>
+        <w:t xml:space="preserve">⛔ </w:t>
+      </w:r>
+      <w:hyperlink w:history="1" r:id="rIdcorr0_67378">
+        <w:r>
+          <w:rPr>
+            <w:rFonts w:ascii="Calibri" w:cs="Calibri" w:eastAsia="Calibri" w:hAnsi="Calibri"/>
+            <w:color w:val="1155CC"/>
+            <w:sz w:val="22"/>
+            <w:szCs w:val="22"/>
+            <w:u w:val="single"/>
+          </w:rPr>
+          <w:t xml:space="preserve">apple.com/fr/shop/buy-mac/imac</w:t>
+        </w:r>
+      </w:hyperlink>
       <w:r>
         <w:rPr>
           <w:rFonts w:ascii="Calibri" w:cs="Calibri" w:eastAsia="Calibri" w:hAnsi="Calibri"/>
@@ -2495,7 +2502,50 @@
           <w:sz w:val="22"/>
           <w:szCs w:val="22"/>
         </w:rPr>
-        <w:t xml:space="preserve">⛔ apple.com/fr/shop/refurbished/mac/imac — prix non lisibles (rendu JavaScript)</w:t>
+        <w:t xml:space="preserve"> — prix non lisibles (rendu JavaScript)</w:t>
+      </w:r>
+    </w:p>
+    <w:p>
+      <w:pPr>
+        <w:spacing w:after="60"/>
+      </w:pPr>
+      <w:r>
+        <w:rPr>
+          <w:rFonts w:ascii="Calibri" w:cs="Calibri" w:eastAsia="Calibri" w:hAnsi="Calibri"/>
+          <w:b w:val="false"/>
+          <w:bCs w:val="false"/>
+          <w:i w:val="false"/>
+          <w:iCs w:val="false"/>
+          <w:color w:val="1F2937"/>
+          <w:sz w:val="22"/>
+          <w:szCs w:val="22"/>
+        </w:rPr>
+        <w:t xml:space="preserve">⛔ </w:t>
+      </w:r>
+      <w:hyperlink w:history="1" r:id="rIdcorr1_100950">
+        <w:r>
+          <w:rPr>
+            <w:rFonts w:ascii="Calibri" w:cs="Calibri" w:eastAsia="Calibri" w:hAnsi="Calibri"/>
+            <w:color w:val="1155CC"/>
+            <w:sz w:val="22"/>
+            <w:szCs w:val="22"/>
+            <w:u w:val="single"/>
+          </w:rPr>
+          <w:t xml:space="preserve">apple.com/fr/shop/refurbished/mac/imac</w:t>
+        </w:r>
+      </w:hyperlink>
+      <w:r>
+        <w:rPr>
+          <w:rFonts w:ascii="Calibri" w:cs="Calibri" w:eastAsia="Calibri" w:hAnsi="Calibri"/>
+          <w:b w:val="false"/>
+          <w:bCs w:val="false"/>
+          <w:i w:val="false"/>
+          <w:iCs w:val="false"/>
+          <w:color w:val="1F2937"/>
+          <w:sz w:val="22"/>
+          <w:szCs w:val="22"/>
+        </w:rPr>
+        <w:t xml:space="preserve"> — prix non lisibles (rendu JavaScript)</w:t>
       </w:r>
     </w:p>
     <w:p>
@@ -2894,6 +2944,20 @@
           <w:szCs w:val="22"/>
         </w:rPr>
         <w:t xml:space="preserve">3. Décompte des sources — corrigé le 12/09/2026. Version initiale : « 4/9 sources exploitées ». La rubrique compte cinq ✅ (MacRumors, 9to5Mac, Notebookcheck, MacGeneration, L'Éclaireur Fnac), quatre ⛔ (Apple × 2, Fnac, Darty) et deux pages consultées sans élément repris (iPhoneSoft, guide MacRumors) : onze tentées, cinq exploitées. Correction portée au cours du contrôle des 85 veilles du dépôt (outils/scripts/controle_decompte.py).</w:t>
+      </w:r>
+    </w:p>
+    <w:p>
+      <w:pPr>
+        <w:spacing w:after="80"/>
+      </w:pPr>
+      <w:r>
+        <w:rPr>
+          <w:rFonts w:ascii="Calibri" w:cs="Calibri" w:eastAsia="Calibri" w:hAnsi="Calibri"/>
+          <w:color w:val="1F2937"/>
+          <w:sz w:val="22"/>
+          <w:szCs w:val="22"/>
+        </w:rPr>
+        <w:t xml:space="preserve">4. Liens et ligne Bloomberg — 12/09/2026 (contrôle des attributions). Les deux pages Apple ⛔ étaient nommées sans lien ; ajoutés, elles répondent 200 au lecteur. Version initiale de la ligne source du fait principal : « Source primaire : Gurman / Bloomberg (23/08/2026) — repris par MacRumors, 9to5Mac, Notebookcheck le même jour. » — la source primaire était nommée sans lien et sans dire qu'elle n'avait pas été consultée (newsletter payante) : la ligne le dit désormais et nomme les trois relais liés.</w:t>
       </w:r>
     </w:p>
     <w:sectPr>

--- a/sources/veille/imac/2026-08-30_veille_imac.docx
+++ b/sources/veille/imac/2026-08-30_veille_imac.docx
@@ -48,7 +48,7 @@
           <w:sz w:val="24"/>
           <w:szCs w:val="24"/>
         </w:rPr>
-        <w:t xml:space="preserve">🔴 ALERTE HAUTE — iMac M6 confirmé imminent · Lancement Q4 2026 · 5/11 sources exploitées (corrigé le 12/09/2026 — voir le journal des corrections)</w:t>
+        <w:t xml:space="preserve">🔴 ALERTE HAUTE — iMac M6 confirmé imminent · Lancement Q4 2026 · 6/12 sources exploitées (corrigé le 12/09/2026 — voir le journal des corrections)</w:t>
       </w:r>
     </w:p>
     <w:p>
@@ -244,7 +244,32 @@
           <w:sz w:val="26"/>
           <w:szCs w:val="26"/>
         </w:rPr>
-        <w:t xml:space="preserve">💶 Prix relevés le 30/08/2026 — source consomac.fr</w:t>
+        <w:t xml:space="preserve">💶 Prix relevés le 30/08/2026 — source </w:t>
+      </w:r>
+      <w:hyperlink w:history="1" r:id="rIdconso2026">
+        <w:r>
+          <w:rPr>
+            <w:rFonts w:ascii="Calibri" w:cs="Calibri" w:eastAsia="Calibri" w:hAnsi="Calibri"/>
+            <w:b/>
+            <w:bCs/>
+            <w:sz w:val="26"/>
+            <w:szCs w:val="26"/>
+            <w:color w:val="1155CC"/>
+            <w:u w:val="single"/>
+          </w:rPr>
+          <w:t xml:space="preserve">consomac.fr</w:t>
+        </w:r>
+      </w:hyperlink>
+      <w:r>
+        <w:rPr>
+          <w:rFonts w:ascii="Calibri" w:cs="Calibri" w:eastAsia="Calibri" w:hAnsi="Calibri"/>
+          <w:b/>
+          <w:bCs/>
+          <w:color w:val="1B3A6B"/>
+          <w:sz w:val="26"/>
+          <w:szCs w:val="26"/>
+        </w:rPr>
+        <w:t xml:space="preserve"> (lien ajouté le 12/09/2026)</w:t>
       </w:r>
     </w:p>
     <w:p>
@@ -258,7 +283,28 @@
           <w:sz w:val="20"/>
           <w:szCs w:val="20"/>
         </w:rPr>
-        <w:t xml:space="preserve">Correction du 30/08/2026 : le tableau ci-dessous était vide (« non lu (JS) ») faute d'avoir consulté consomac.fr, la source qui avait fourni l'intégralité des prix la semaine précédente. Elle répond en 200 et publie des relevés datés du jour. Les prix Apple Store ne sont toujours pas lisibles en direct — c'est le contournement, pas la source primaire.</w:t>
+        <w:t xml:space="preserve">Correction du 30/08/2026 : le tableau ci-dessous était vide (« non lu (JS) ») faute d'avoir consulté </w:t>
+      </w:r>
+      <w:hyperlink w:history="1" r:id="rIdconso2026">
+        <w:r>
+          <w:rPr>
+            <w:rFonts w:ascii="Calibri" w:cs="Calibri" w:eastAsia="Calibri" w:hAnsi="Calibri"/>
+            <w:sz w:val="20"/>
+            <w:szCs w:val="20"/>
+            <w:color w:val="1155CC"/>
+            <w:u w:val="single"/>
+          </w:rPr>
+          <w:t xml:space="preserve">consomac.fr</w:t>
+        </w:r>
+      </w:hyperlink>
+      <w:r>
+        <w:rPr>
+          <w:rFonts w:ascii="Calibri" w:cs="Calibri" w:eastAsia="Calibri" w:hAnsi="Calibri"/>
+          <w:color w:val="1F2937"/>
+          <w:sz w:val="20"/>
+          <w:szCs w:val="20"/>
+        </w:rPr>
+        <w:t xml:space="preserve">, la source qui avait fourni l'intégralité des prix la semaine précédente. Elle répond en 200 et publie des relevés datés du jour. Les prix Apple Store ne sont toujours pas lisibles en direct — c'est le contournement, pas la source primaire.</w:t>
       </w:r>
     </w:p>
     <w:p>
@@ -663,7 +709,28 @@
                 <w:szCs w:val="20"/>
               </w:rPr>
               <w:t xml:space="preserve">2 199 € (Vert) à 2 439 €
-consomac.fr, relevé du 30/08</w:t>
+</w:t>
+            </w:r>
+            <w:hyperlink w:history="1" r:id="rIdconso2026">
+              <w:r>
+                <w:rPr>
+                  <w:rFonts w:ascii="Calibri" w:cs="Calibri" w:eastAsia="Calibri" w:hAnsi="Calibri"/>
+                  <w:sz w:val="20"/>
+                  <w:szCs w:val="20"/>
+                  <w:color w:val="1155CC"/>
+                  <w:u w:val="single"/>
+                </w:rPr>
+                <w:t xml:space="preserve">consomac.fr</w:t>
+              </w:r>
+            </w:hyperlink>
+            <w:r>
+              <w:rPr>
+                <w:rFonts w:ascii="Calibri" w:cs="Calibri" w:eastAsia="Calibri" w:hAnsi="Calibri"/>
+                <w:color w:val="1F2937"/>
+                <w:sz w:val="20"/>
+                <w:szCs w:val="20"/>
+              </w:rPr>
+              <w:t xml:space="preserve">, relevé du 30/08</w:t>
             </w:r>
           </w:p>
         </w:tc>
@@ -2333,6 +2400,38 @@
         </w:numPr>
         <w:spacing w:after="40"/>
       </w:pPr>
+      <w:hyperlink w:history="1" r:id="rIdconso2026">
+        <w:r>
+          <w:rPr>
+            <w:rStyle w:val="Hyperlink"/>
+            <w:rFonts w:ascii="Calibri" w:cs="Calibri" w:eastAsia="Calibri" w:hAnsi="Calibri"/>
+            <w:color w:val="1155CC"/>
+            <w:sz w:val="22"/>
+            <w:szCs w:val="22"/>
+            <w:u w:val="single"/>
+          </w:rPr>
+          <w:t xml:space="preserve">Consomac — Comparateur iMac M4 (relevé du 30/08/2026)</w:t>
+        </w:r>
+      </w:hyperlink>
+      <w:r>
+        <w:rPr>
+          <w:rFonts w:ascii="Calibri" w:cs="Calibri" w:eastAsia="Calibri" w:hAnsi="Calibri"/>
+          <w:color w:val="1F2937"/>
+          <w:sz w:val="22"/>
+          <w:szCs w:val="22"/>
+        </w:rPr>
+        <w:t xml:space="preserve"> — ajoutée à la liste le 12/09/2026 : source de la section de prix depuis la correction du 30/08, absente de la liste</w:t>
+      </w:r>
+    </w:p>
+    <w:p>
+      <w:pPr>
+        <w:pStyle w:val="ListParagraph"/>
+        <w:numPr>
+          <w:ilvl w:val="0"/>
+          <w:numId w:val="1"/>
+        </w:numPr>
+        <w:spacing w:after="40"/>
+      </w:pPr>
       <w:hyperlink w:history="1" r:id="rId3kddlonqkv4ncmik0jhyg">
         <w:r>
           <w:rPr>
@@ -2958,6 +3057,20 @@
           <w:szCs w:val="22"/>
         </w:rPr>
         <w:t xml:space="preserve">4. Liens et ligne Bloomberg — 12/09/2026 (contrôle des attributions). Les deux pages Apple ⛔ étaient nommées sans lien ; ajoutés, elles répondent 200 au lecteur. Version initiale de la ligne source du fait principal : « Source primaire : Gurman / Bloomberg (23/08/2026) — repris par MacRumors, 9to5Mac, Notebookcheck le même jour. » — la source primaire était nommée sans lien et sans dire qu'elle n'avait pas été consultée (newsletter payante) : la ligne le dit désormais et nomme les trois relais liés.</w:t>
+      </w:r>
+    </w:p>
+    <w:p>
+      <w:pPr>
+        <w:spacing w:after="80"/>
+      </w:pPr>
+      <w:r>
+        <w:rPr>
+          <w:rFonts w:ascii="Calibri" w:cs="Calibri" w:eastAsia="Calibri" w:hAnsi="Calibri"/>
+          <w:color w:val="1F2937"/>
+          <w:sz w:val="22"/>
+          <w:szCs w:val="22"/>
+        </w:rPr>
+        <w:t xml:space="preserve">5. consomac.fr, source de la section de prix, nommée sans lien et absente de la liste — 12/09/2026. La correction du 30/08 (entrée 1) avait reconstruit le tableau de prix « source consomac.fr » sans lier la page ni l'ajouter à la rubrique Sources du jour, dont le décompte, corrigé le matin même à « 5/11 », la laissait dehors. Page liée dans le texte, ajoutée aux exploitées, décompte porté à 6/12.</w:t>
       </w:r>
     </w:p>
     <w:sectPr>
